--- a/FuentesCurso/UD 06. Docker Compose/UD 06.03 - Caso practico 01 - Wordpress con Docker Compose.docx
+++ b/FuentesCurso/UD 06. Docker Compose/UD 06.03 - Caso practico 01 - Wordpress con Docker Compose.docx
@@ -22,12 +22,13 @@
         <w:rPr>
           <w:rFonts w:ascii="Proxima Nova" w:cs="Proxima Nova" w:eastAsia="Proxima Nova" w:hAnsi="Proxima Nova"/>
           <w:b w:val="0"/>
+          <w:bCs w:val="0"/>
           <w:color w:val="669966"/>
           <w:sz w:val="48"/>
           <w:szCs w:val="48"/>
           <w:rtl w:val="0"/>
         </w:rPr>
-        <w:t xml:space="preserve">Introducción a Docker</w:t>
+        <w:t xml:space="preserve">Introducción a Docker y Kubernetes</w:t>
       </w:r>
       <w:r>
         <w:rPr>
@@ -73,12 +74,12 @@
           <wp:inline distB="114300" distT="114300" distL="114300" distR="114300">
             <wp:extent cx="447675" cy="57150"/>
             <wp:effectExtent b="0" l="0" r="0" t="0"/>
-            <wp:docPr descr="short line" id="7" name="image8.png"/>
+            <wp:docPr descr="short line" id="7" name="image4.png"/>
             <a:graphic>
               <a:graphicData uri="http://schemas.openxmlformats.org/drawingml/2006/picture">
                 <pic:pic>
                   <pic:nvPicPr>
-                    <pic:cNvPr descr="short line" id="0" name="image8.png"/>
+                    <pic:cNvPr descr="short line" id="0" name="image4.png"/>
                     <pic:cNvPicPr preferRelativeResize="0"/>
                   </pic:nvPicPr>
                   <pic:blipFill>
@@ -129,12 +130,12 @@
           <wp:inline distB="114300" distT="114300" distL="114300" distR="114300">
             <wp:extent cx="6120000" cy="444500"/>
             <wp:effectExtent b="0" l="0" r="0" t="0"/>
-            <wp:docPr id="3" name="image4.png"/>
+            <wp:docPr id="2" name="image2.png"/>
             <a:graphic>
               <a:graphicData uri="http://schemas.openxmlformats.org/drawingml/2006/picture">
                 <pic:pic>
                   <pic:nvPicPr>
-                    <pic:cNvPr id="0" name="image4.png"/>
+                    <pic:cNvPr id="0" name="image2.png"/>
                     <pic:cNvPicPr preferRelativeResize="0"/>
                   </pic:nvPicPr>
                   <pic:blipFill>
@@ -310,7 +311,6 @@
     </w:p>
     <w:p>
       <w:pPr>
-        <w:pageBreakBefore w:val="0"/>
         <w:widowControl w:val="1"/>
         <w:spacing w:after="0" w:before="200" w:line="300" w:lineRule="auto"/>
         <w:rPr>
@@ -326,7 +326,7 @@
           <w:szCs w:val="32"/>
           <w:rtl w:val="0"/>
         </w:rPr>
-        <w:t xml:space="preserve">Actualizado Febrero 2025</w:t>
+        <w:t xml:space="preserve">Actualizado Enero 2026</w:t>
       </w:r>
     </w:p>
     <w:p>
@@ -357,6 +357,7 @@
         <w:rPr>
           <w:rFonts w:ascii="Verdana" w:cs="Verdana" w:eastAsia="Verdana" w:hAnsi="Verdana"/>
           <w:b w:val="1"/>
+          <w:bCs w:val="1"/>
           <w:sz w:val="20"/>
           <w:szCs w:val="20"/>
         </w:rPr>
@@ -381,6 +382,7 @@
         <w:rPr>
           <w:rFonts w:ascii="Verdana" w:cs="Verdana" w:eastAsia="Verdana" w:hAnsi="Verdana"/>
           <w:b w:val="1"/>
+          <w:bCs w:val="1"/>
           <w:sz w:val="20"/>
           <w:szCs w:val="20"/>
           <w:rtl w:val="0"/>
@@ -409,12 +411,12 @@
             <wp:extent cx="922564" cy="322898"/>
             <wp:effectExtent b="0" l="0" r="0" t="0"/>
             <wp:wrapSquare wrapText="bothSides" distB="57150" distT="57150" distL="57150" distR="57150"/>
-            <wp:docPr id="5" name="image1.png"/>
+            <wp:docPr id="5" name="image3.png"/>
             <a:graphic>
               <a:graphicData uri="http://schemas.openxmlformats.org/drawingml/2006/picture">
                 <pic:pic>
                   <pic:nvPicPr>
-                    <pic:cNvPr id="0" name="image1.png"/>
+                    <pic:cNvPr id="0" name="image3.png"/>
                     <pic:cNvPicPr preferRelativeResize="0"/>
                   </pic:nvPicPr>
                   <pic:blipFill>
@@ -499,6 +501,7 @@
         <w:ind w:left="0" w:right="57" w:firstLine="0"/>
         <w:rPr>
           <w:b w:val="1"/>
+          <w:bCs w:val="1"/>
         </w:rPr>
       </w:pPr>
       <w:r>
@@ -512,6 +515,7 @@
       <w:r>
         <w:rPr>
           <w:b w:val="1"/>
+          <w:bCs w:val="1"/>
           <w:rtl w:val="0"/>
         </w:rPr>
         <w:t xml:space="preserve">Importante</w:t>
@@ -542,6 +546,7 @@
         <w:ind w:left="0" w:right="57" w:firstLine="0"/>
         <w:rPr>
           <w:b w:val="1"/>
+          <w:bCs w:val="1"/>
         </w:rPr>
       </w:pPr>
       <w:r>
@@ -565,6 +570,7 @@
       <w:r>
         <w:rPr>
           <w:b w:val="1"/>
+          <w:bCs w:val="1"/>
           <w:rtl w:val="0"/>
         </w:rPr>
         <w:t xml:space="preserve">Atención</w:t>
@@ -596,6 +602,7 @@
         <w:rPr>
           <w:rFonts w:ascii="Arial" w:cs="Arial" w:eastAsia="Arial" w:hAnsi="Arial"/>
           <w:b w:val="1"/>
+          <w:bCs w:val="1"/>
           <w:smallCaps w:val="1"/>
           <w:sz w:val="16"/>
           <w:szCs w:val="16"/>
@@ -618,6 +625,7 @@
       <w:r>
         <w:rPr>
           <w:b w:val="1"/>
+          <w:bCs w:val="1"/>
           <w:rtl w:val="0"/>
         </w:rPr>
         <w:t xml:space="preserve">Interesante</w:t>
@@ -630,6 +638,7 @@
     </w:p>
     <w:sdt>
       <w:sdtPr>
+        <w:id w:val="1179302653"/>
         <w:docPartObj>
           <w:docPartGallery w:val="Table of Contents"/>
           <w:docPartUnique w:val="1"/>
@@ -646,6 +655,7 @@
             <w:ind w:left="0" w:firstLine="0"/>
             <w:rPr>
               <w:b w:val="1"/>
+              <w:bCs w:val="1"/>
               <w:sz w:val="18"/>
               <w:szCs w:val="18"/>
             </w:rPr>
@@ -658,6 +668,7 @@
           <w:r>
             <w:rPr>
               <w:b w:val="1"/>
+              <w:bCs w:val="1"/>
               <w:smallCaps w:val="1"/>
               <w:sz w:val="18"/>
               <w:szCs w:val="18"/>
@@ -669,6 +680,7 @@
             <w:r>
               <w:rPr>
                 <w:b w:val="1"/>
+                <w:bCs w:val="1"/>
                 <w:sz w:val="18"/>
                 <w:szCs w:val="18"/>
                 <w:rtl w:val="0"/>
@@ -679,6 +691,7 @@
           <w:r>
             <w:rPr>
               <w:b w:val="1"/>
+              <w:bCs w:val="1"/>
               <w:sz w:val="18"/>
               <w:szCs w:val="18"/>
               <w:rtl w:val="0"/>
@@ -693,6 +706,7 @@
           <w:r>
             <w:rPr>
               <w:b w:val="1"/>
+              <w:bCs w:val="1"/>
               <w:sz w:val="18"/>
               <w:szCs w:val="18"/>
               <w:rtl w:val="0"/>
@@ -718,6 +732,7 @@
             <w:ind w:left="0" w:firstLine="0"/>
             <w:rPr>
               <w:b w:val="1"/>
+              <w:bCs w:val="1"/>
               <w:sz w:val="18"/>
               <w:szCs w:val="18"/>
             </w:rPr>
@@ -725,6 +740,7 @@
           <w:r>
             <w:rPr>
               <w:b w:val="1"/>
+              <w:bCs w:val="1"/>
               <w:smallCaps w:val="1"/>
               <w:sz w:val="18"/>
               <w:szCs w:val="18"/>
@@ -736,6 +752,7 @@
             <w:r>
               <w:rPr>
                 <w:b w:val="1"/>
+                <w:bCs w:val="1"/>
                 <w:sz w:val="18"/>
                 <w:szCs w:val="18"/>
                 <w:rtl w:val="0"/>
@@ -746,6 +763,7 @@
           <w:r>
             <w:rPr>
               <w:b w:val="1"/>
+              <w:bCs w:val="1"/>
               <w:sz w:val="18"/>
               <w:szCs w:val="18"/>
               <w:rtl w:val="0"/>
@@ -760,6 +778,7 @@
           <w:r>
             <w:rPr>
               <w:b w:val="1"/>
+              <w:bCs w:val="1"/>
               <w:sz w:val="18"/>
               <w:szCs w:val="18"/>
               <w:rtl w:val="0"/>
@@ -785,6 +804,7 @@
             <w:ind w:left="0" w:firstLine="0"/>
             <w:rPr>
               <w:b w:val="1"/>
+              <w:bCs w:val="1"/>
               <w:sz w:val="18"/>
               <w:szCs w:val="18"/>
             </w:rPr>
@@ -792,6 +812,7 @@
           <w:r>
             <w:rPr>
               <w:b w:val="1"/>
+              <w:bCs w:val="1"/>
               <w:smallCaps w:val="1"/>
               <w:sz w:val="18"/>
               <w:szCs w:val="18"/>
@@ -803,6 +824,7 @@
             <w:r>
               <w:rPr>
                 <w:b w:val="1"/>
+                <w:bCs w:val="1"/>
                 <w:sz w:val="18"/>
                 <w:szCs w:val="18"/>
                 <w:rtl w:val="0"/>
@@ -813,6 +835,7 @@
           <w:r>
             <w:rPr>
               <w:b w:val="1"/>
+              <w:bCs w:val="1"/>
               <w:sz w:val="18"/>
               <w:szCs w:val="18"/>
               <w:rtl w:val="0"/>
@@ -827,6 +850,7 @@
           <w:r>
             <w:rPr>
               <w:b w:val="1"/>
+              <w:bCs w:val="1"/>
               <w:sz w:val="18"/>
               <w:szCs w:val="18"/>
               <w:rtl w:val="0"/>
@@ -852,6 +876,7 @@
             <w:ind w:left="0" w:firstLine="0"/>
             <w:rPr>
               <w:b w:val="1"/>
+              <w:bCs w:val="1"/>
               <w:sz w:val="18"/>
               <w:szCs w:val="18"/>
             </w:rPr>
@@ -859,6 +884,7 @@
           <w:r>
             <w:rPr>
               <w:b w:val="1"/>
+              <w:bCs w:val="1"/>
               <w:smallCaps w:val="1"/>
               <w:sz w:val="18"/>
               <w:szCs w:val="18"/>
@@ -870,6 +896,7 @@
             <w:r>
               <w:rPr>
                 <w:b w:val="1"/>
+                <w:bCs w:val="1"/>
                 <w:sz w:val="18"/>
                 <w:szCs w:val="18"/>
                 <w:rtl w:val="0"/>
@@ -880,6 +907,7 @@
           <w:r>
             <w:rPr>
               <w:b w:val="1"/>
+              <w:bCs w:val="1"/>
               <w:sz w:val="18"/>
               <w:szCs w:val="18"/>
               <w:rtl w:val="0"/>
@@ -894,6 +922,7 @@
           <w:r>
             <w:rPr>
               <w:b w:val="1"/>
+              <w:bCs w:val="1"/>
               <w:sz w:val="18"/>
               <w:szCs w:val="18"/>
               <w:rtl w:val="0"/>
@@ -919,6 +948,7 @@
             <w:ind w:left="0" w:firstLine="0"/>
             <w:rPr>
               <w:b w:val="1"/>
+              <w:bCs w:val="1"/>
               <w:sz w:val="18"/>
               <w:szCs w:val="18"/>
             </w:rPr>
@@ -926,6 +956,7 @@
           <w:r>
             <w:rPr>
               <w:b w:val="1"/>
+              <w:bCs w:val="1"/>
               <w:smallCaps w:val="1"/>
               <w:sz w:val="18"/>
               <w:szCs w:val="18"/>
@@ -937,6 +968,7 @@
             <w:r>
               <w:rPr>
                 <w:b w:val="1"/>
+                <w:bCs w:val="1"/>
                 <w:sz w:val="18"/>
                 <w:szCs w:val="18"/>
                 <w:rtl w:val="0"/>
@@ -947,6 +979,7 @@
           <w:r>
             <w:rPr>
               <w:b w:val="1"/>
+              <w:bCs w:val="1"/>
               <w:sz w:val="18"/>
               <w:szCs w:val="18"/>
               <w:rtl w:val="0"/>
@@ -961,6 +994,7 @@
           <w:r>
             <w:rPr>
               <w:b w:val="1"/>
+              <w:bCs w:val="1"/>
               <w:sz w:val="18"/>
               <w:szCs w:val="18"/>
               <w:rtl w:val="0"/>
@@ -986,6 +1020,7 @@
             <w:ind w:left="0" w:firstLine="0"/>
             <w:rPr>
               <w:b w:val="1"/>
+              <w:bCs w:val="1"/>
               <w:sz w:val="18"/>
               <w:szCs w:val="18"/>
             </w:rPr>
@@ -993,6 +1028,7 @@
           <w:r>
             <w:rPr>
               <w:b w:val="1"/>
+              <w:bCs w:val="1"/>
               <w:smallCaps w:val="1"/>
               <w:sz w:val="18"/>
               <w:szCs w:val="18"/>
@@ -1004,6 +1040,7 @@
             <w:r>
               <w:rPr>
                 <w:b w:val="1"/>
+                <w:bCs w:val="1"/>
                 <w:sz w:val="18"/>
                 <w:szCs w:val="18"/>
                 <w:rtl w:val="0"/>
@@ -1014,6 +1051,7 @@
           <w:r>
             <w:rPr>
               <w:b w:val="1"/>
+              <w:bCs w:val="1"/>
               <w:sz w:val="18"/>
               <w:szCs w:val="18"/>
               <w:rtl w:val="0"/>
@@ -1028,6 +1066,7 @@
           <w:r>
             <w:rPr>
               <w:b w:val="1"/>
+              <w:bCs w:val="1"/>
               <w:sz w:val="18"/>
               <w:szCs w:val="18"/>
               <w:rtl w:val="0"/>
@@ -1154,7 +1193,9 @@
       <w:r>
         <w:rPr>
           <w:b w:val="1"/>
+          <w:bCs w:val="1"/>
           <w:i w:val="1"/>
+          <w:iCs w:val="1"/>
           <w:rtl w:val="0"/>
         </w:rPr>
         <w:t xml:space="preserve">docker-compose.yml</w:t>
@@ -1168,7 +1209,9 @@
       <w:r>
         <w:rPr>
           <w:b w:val="1"/>
+          <w:bCs w:val="1"/>
           <w:i w:val="1"/>
+          <w:iCs w:val="1"/>
           <w:rtl w:val="0"/>
         </w:rPr>
         <w:t xml:space="preserve">Apache + PHP</w:t>
@@ -1182,6 +1225,7 @@
       <w:r>
         <w:rPr>
           <w:b w:val="1"/>
+          <w:bCs w:val="1"/>
           <w:rtl w:val="0"/>
         </w:rPr>
         <w:t xml:space="preserve">Wordpress</w:t>
@@ -1233,7 +1277,9 @@
       <w:r>
         <w:rPr>
           <w:b w:val="1"/>
+          <w:bCs w:val="1"/>
           <w:i w:val="1"/>
+          <w:iCs w:val="1"/>
           <w:rtl w:val="0"/>
         </w:rPr>
         <w:t xml:space="preserve">docker-compose.yml</w:t>
@@ -1302,6 +1348,7 @@
               <w:rPr>
                 <w:rFonts w:ascii="Consolas" w:cs="Consolas" w:eastAsia="Consolas" w:hAnsi="Consolas"/>
                 <w:i w:val="1"/>
+                <w:iCs w:val="1"/>
                 <w:color w:val="999988"/>
                 <w:sz w:val="16"/>
                 <w:szCs w:val="16"/>
@@ -1349,6 +1396,7 @@
               <w:rPr>
                 <w:rFonts w:ascii="Consolas" w:cs="Consolas" w:eastAsia="Consolas" w:hAnsi="Consolas"/>
                 <w:i w:val="1"/>
+                <w:iCs w:val="1"/>
                 <w:color w:val="999988"/>
                 <w:sz w:val="16"/>
                 <w:szCs w:val="16"/>
@@ -1375,6 +1423,7 @@
               <w:rPr>
                 <w:rFonts w:ascii="Consolas" w:cs="Consolas" w:eastAsia="Consolas" w:hAnsi="Consolas"/>
                 <w:i w:val="1"/>
+                <w:iCs w:val="1"/>
                 <w:color w:val="999988"/>
                 <w:sz w:val="16"/>
                 <w:szCs w:val="16"/>
@@ -1401,6 +1450,7 @@
               <w:rPr>
                 <w:rFonts w:ascii="Consolas" w:cs="Consolas" w:eastAsia="Consolas" w:hAnsi="Consolas"/>
                 <w:i w:val="1"/>
+                <w:iCs w:val="1"/>
                 <w:color w:val="999988"/>
                 <w:sz w:val="16"/>
                 <w:szCs w:val="16"/>
@@ -1449,6 +1499,7 @@
               <w:rPr>
                 <w:rFonts w:ascii="Consolas" w:cs="Consolas" w:eastAsia="Consolas" w:hAnsi="Consolas"/>
                 <w:i w:val="1"/>
+                <w:iCs w:val="1"/>
                 <w:color w:val="999988"/>
                 <w:sz w:val="16"/>
                 <w:szCs w:val="16"/>
@@ -1473,6 +1524,7 @@
               <w:rPr>
                 <w:rFonts w:ascii="Consolas" w:cs="Consolas" w:eastAsia="Consolas" w:hAnsi="Consolas"/>
                 <w:i w:val="1"/>
+                <w:iCs w:val="1"/>
                 <w:color w:val="999988"/>
                 <w:sz w:val="16"/>
                 <w:szCs w:val="16"/>
@@ -1504,6 +1556,7 @@
               <w:rPr>
                 <w:rFonts w:ascii="Consolas" w:cs="Consolas" w:eastAsia="Consolas" w:hAnsi="Consolas"/>
                 <w:i w:val="1"/>
+                <w:iCs w:val="1"/>
                 <w:color w:val="999988"/>
                 <w:sz w:val="16"/>
                 <w:szCs w:val="16"/>
@@ -1531,6 +1584,7 @@
               <w:rPr>
                 <w:rFonts w:ascii="Consolas" w:cs="Consolas" w:eastAsia="Consolas" w:hAnsi="Consolas"/>
                 <w:i w:val="1"/>
+                <w:iCs w:val="1"/>
                 <w:color w:val="999988"/>
                 <w:sz w:val="16"/>
                 <w:szCs w:val="16"/>
@@ -1555,6 +1609,7 @@
               <w:rPr>
                 <w:rFonts w:ascii="Consolas" w:cs="Consolas" w:eastAsia="Consolas" w:hAnsi="Consolas"/>
                 <w:i w:val="1"/>
+                <w:iCs w:val="1"/>
                 <w:color w:val="999988"/>
                 <w:sz w:val="16"/>
                 <w:szCs w:val="16"/>
@@ -1579,6 +1634,7 @@
               <w:rPr>
                 <w:rFonts w:ascii="Consolas" w:cs="Consolas" w:eastAsia="Consolas" w:hAnsi="Consolas"/>
                 <w:i w:val="1"/>
+                <w:iCs w:val="1"/>
                 <w:color w:val="999988"/>
                 <w:sz w:val="16"/>
                 <w:szCs w:val="16"/>
@@ -1622,6 +1678,7 @@
               <w:rPr>
                 <w:rFonts w:ascii="Consolas" w:cs="Consolas" w:eastAsia="Consolas" w:hAnsi="Consolas"/>
                 <w:i w:val="1"/>
+                <w:iCs w:val="1"/>
                 <w:color w:val="999988"/>
                 <w:sz w:val="16"/>
                 <w:szCs w:val="16"/>
@@ -1648,6 +1705,7 @@
               <w:rPr>
                 <w:rFonts w:ascii="Consolas" w:cs="Consolas" w:eastAsia="Consolas" w:hAnsi="Consolas"/>
                 <w:i w:val="1"/>
+                <w:iCs w:val="1"/>
                 <w:color w:val="999988"/>
                 <w:sz w:val="16"/>
                 <w:szCs w:val="16"/>
@@ -1679,6 +1737,7 @@
               <w:rPr>
                 <w:rFonts w:ascii="Consolas" w:cs="Consolas" w:eastAsia="Consolas" w:hAnsi="Consolas"/>
                 <w:i w:val="1"/>
+                <w:iCs w:val="1"/>
                 <w:color w:val="999988"/>
                 <w:sz w:val="16"/>
                 <w:szCs w:val="16"/>
@@ -1706,6 +1765,7 @@
               <w:rPr>
                 <w:rFonts w:ascii="Consolas" w:cs="Consolas" w:eastAsia="Consolas" w:hAnsi="Consolas"/>
                 <w:i w:val="1"/>
+                <w:iCs w:val="1"/>
                 <w:color w:val="999988"/>
                 <w:sz w:val="16"/>
                 <w:szCs w:val="16"/>
@@ -1758,6 +1818,7 @@
               <w:rPr>
                 <w:rFonts w:ascii="Consolas" w:cs="Consolas" w:eastAsia="Consolas" w:hAnsi="Consolas"/>
                 <w:i w:val="1"/>
+                <w:iCs w:val="1"/>
                 <w:color w:val="999988"/>
                 <w:sz w:val="16"/>
                 <w:szCs w:val="16"/>
@@ -1785,6 +1846,7 @@
               <w:rPr>
                 <w:rFonts w:ascii="Consolas" w:cs="Consolas" w:eastAsia="Consolas" w:hAnsi="Consolas"/>
                 <w:i w:val="1"/>
+                <w:iCs w:val="1"/>
                 <w:color w:val="999988"/>
                 <w:sz w:val="16"/>
                 <w:szCs w:val="16"/>
@@ -1809,6 +1871,7 @@
               <w:rPr>
                 <w:rFonts w:ascii="Consolas" w:cs="Consolas" w:eastAsia="Consolas" w:hAnsi="Consolas"/>
                 <w:i w:val="1"/>
+                <w:iCs w:val="1"/>
                 <w:color w:val="999988"/>
                 <w:sz w:val="16"/>
                 <w:szCs w:val="16"/>
@@ -1873,6 +1936,7 @@
               <w:rPr>
                 <w:rFonts w:ascii="Consolas" w:cs="Consolas" w:eastAsia="Consolas" w:hAnsi="Consolas"/>
                 <w:i w:val="1"/>
+                <w:iCs w:val="1"/>
                 <w:color w:val="999988"/>
                 <w:sz w:val="16"/>
                 <w:szCs w:val="16"/>
@@ -1938,7 +2002,9 @@
       <w:r>
         <w:rPr>
           <w:b w:val="1"/>
+          <w:bCs w:val="1"/>
           <w:i w:val="1"/>
+          <w:iCs w:val="1"/>
           <w:rtl w:val="0"/>
         </w:rPr>
         <w:t xml:space="preserve">db</w:t>
@@ -2012,7 +2078,9 @@
       <w:r>
         <w:rPr>
           <w:b w:val="1"/>
+          <w:bCs w:val="1"/>
           <w:i w:val="1"/>
+          <w:iCs w:val="1"/>
           <w:rtl w:val="0"/>
         </w:rPr>
         <w:t xml:space="preserve">wordpress</w:t>
@@ -2046,7 +2114,9 @@
       <w:r>
         <w:rPr>
           <w:b w:val="1"/>
+          <w:bCs w:val="1"/>
           <w:i w:val="1"/>
+          <w:iCs w:val="1"/>
           <w:rtl w:val="0"/>
         </w:rPr>
         <w:t xml:space="preserve">db</w:t>
@@ -2138,7 +2208,9 @@
       <w:r>
         <w:rPr>
           <w:b w:val="1"/>
+          <w:bCs w:val="1"/>
           <w:i w:val="1"/>
+          <w:iCs w:val="1"/>
           <w:rtl w:val="0"/>
         </w:rPr>
         <w:t xml:space="preserve">docker-compose.yml</w:t>
@@ -2232,7 +2304,9 @@
       <w:r>
         <w:rPr>
           <w:b w:val="1"/>
+          <w:bCs w:val="1"/>
           <w:i w:val="1"/>
+          <w:iCs w:val="1"/>
           <w:rtl w:val="0"/>
         </w:rPr>
         <w:t xml:space="preserve">-d</w:t>
@@ -2246,7 +2320,9 @@
       <w:r>
         <w:rPr>
           <w:b w:val="1"/>
+          <w:bCs w:val="1"/>
           <w:i w:val="1"/>
+          <w:iCs w:val="1"/>
           <w:rtl w:val="0"/>
         </w:rPr>
         <w:t xml:space="preserve">Docker Compose</w:t>
@@ -2272,7 +2348,9 @@
       <w:r>
         <w:rPr>
           <w:b w:val="1"/>
+          <w:bCs w:val="1"/>
           <w:i w:val="1"/>
+          <w:iCs w:val="1"/>
           <w:rtl w:val="0"/>
         </w:rPr>
         <w:t xml:space="preserve">up</w:t>
@@ -2305,14 +2383,14 @@
         <w:rPr/>
         <w:drawing>
           <wp:inline distB="114300" distT="114300" distL="114300" distR="114300">
-            <wp:extent cx="5172075" cy="1428750"/>
+            <wp:extent cx="6120000" cy="876300"/>
             <wp:effectExtent b="0" l="0" r="0" t="0"/>
-            <wp:docPr id="6" name="image6.png"/>
+            <wp:docPr id="1" name="image1.png"/>
             <a:graphic>
               <a:graphicData uri="http://schemas.openxmlformats.org/drawingml/2006/picture">
                 <pic:pic>
                   <pic:nvPicPr>
-                    <pic:cNvPr id="0" name="image6.png"/>
+                    <pic:cNvPr id="0" name="image1.png"/>
                     <pic:cNvPicPr preferRelativeResize="0"/>
                   </pic:nvPicPr>
                   <pic:blipFill>
@@ -2325,7 +2403,7 @@
                   <pic:spPr>
                     <a:xfrm>
                       <a:off x="0" y="0"/>
-                      <a:ext cx="5172075" cy="1428750"/>
+                      <a:ext cx="6120000" cy="876300"/>
                     </a:xfrm>
                     <a:prstGeom prst="rect"/>
                     <a:ln/>
@@ -2394,12 +2472,12 @@
           <wp:inline distB="114300" distT="114300" distL="114300" distR="114300">
             <wp:extent cx="4828313" cy="1869751"/>
             <wp:effectExtent b="0" l="0" r="0" t="0"/>
-            <wp:docPr id="4" name="image2.png"/>
+            <wp:docPr id="3" name="image7.png"/>
             <a:graphic>
               <a:graphicData uri="http://schemas.openxmlformats.org/drawingml/2006/picture">
                 <pic:pic>
                   <pic:nvPicPr>
-                    <pic:cNvPr id="0" name="image2.png"/>
+                    <pic:cNvPr id="0" name="image7.png"/>
                     <pic:cNvPicPr preferRelativeResize="0"/>
                   </pic:nvPicPr>
                   <pic:blipFill>
@@ -2557,14 +2635,14 @@
         <w:rPr/>
         <w:drawing>
           <wp:inline distB="114300" distT="114300" distL="114300" distR="114300">
-            <wp:extent cx="5067300" cy="895350"/>
+            <wp:extent cx="6120000" cy="1028700"/>
             <wp:effectExtent b="0" l="0" r="0" t="0"/>
-            <wp:docPr id="1" name="image7.png"/>
+            <wp:docPr id="4" name="image5.png"/>
             <a:graphic>
               <a:graphicData uri="http://schemas.openxmlformats.org/drawingml/2006/picture">
                 <pic:pic>
                   <pic:nvPicPr>
-                    <pic:cNvPr id="0" name="image7.png"/>
+                    <pic:cNvPr id="0" name="image5.png"/>
                     <pic:cNvPicPr preferRelativeResize="0"/>
                   </pic:nvPicPr>
                   <pic:blipFill>
@@ -2577,7 +2655,7 @@
                   <pic:spPr>
                     <a:xfrm>
                       <a:off x="0" y="0"/>
-                      <a:ext cx="5067300" cy="895350"/>
+                      <a:ext cx="6120000" cy="1028700"/>
                     </a:xfrm>
                     <a:prstGeom prst="rect"/>
                     <a:ln/>
@@ -2716,14 +2794,14 @@
         <w:rPr/>
         <w:drawing>
           <wp:inline distB="114300" distT="114300" distL="114300" distR="114300">
-            <wp:extent cx="5191125" cy="885825"/>
+            <wp:extent cx="6120000" cy="1016000"/>
             <wp:effectExtent b="0" l="0" r="0" t="0"/>
-            <wp:docPr id="2" name="image5.png"/>
+            <wp:docPr id="6" name="image6.png"/>
             <a:graphic>
               <a:graphicData uri="http://schemas.openxmlformats.org/drawingml/2006/picture">
                 <pic:pic>
                   <pic:nvPicPr>
-                    <pic:cNvPr id="0" name="image5.png"/>
+                    <pic:cNvPr id="0" name="image6.png"/>
                     <pic:cNvPicPr preferRelativeResize="0"/>
                   </pic:nvPicPr>
                   <pic:blipFill>
@@ -2736,7 +2814,7 @@
                   <pic:spPr>
                     <a:xfrm>
                       <a:off x="0" y="0"/>
-                      <a:ext cx="5191125" cy="885825"/>
+                      <a:ext cx="6120000" cy="1016000"/>
                     </a:xfrm>
                     <a:prstGeom prst="rect"/>
                     <a:ln/>
@@ -3046,7 +3124,7 @@
         <w:szCs w:val="18"/>
         <w:rtl w:val="0"/>
       </w:rPr>
-      <w:t xml:space="preserve">Curso Introducción a Docker </w:t>
+      <w:t xml:space="preserve">Curso Introducción a Docker y Kubernetes</w:t>
       <w:tab/>
       <w:tab/>
       <w:t xml:space="preserve">UD06. Caso práctico 01</w:t>
@@ -3303,11 +3381,19 @@
       </w:pPr>
     </w:pPrDefault>
   </w:docDefaults>
+  <w:style w:type="table" w:styleId="TableNormal" w:default="1">
+    <w:name w:val="TableNormal"/>
+    <w:tblPr>
+      <w:tblCellMar>
+        <w:top w:w="100.0" w:type="dxa"/>
+        <w:left w:w="100.0" w:type="dxa"/>
+        <w:bottom w:w="100.0" w:type="dxa"/>
+        <w:right w:w="100.0" w:type="dxa"/>
+      </w:tblCellMar>
+    </w:tblPr>
+  </w:style>
   <w:style w:type="paragraph" w:styleId="Normal" w:default="1">
     <w:name w:val="normal"/>
-  </w:style>
-  <w:style w:type="table" w:styleId="TableNormal" w:default="1">
-    <w:name w:val="Table Normal"/>
   </w:style>
   <w:style w:type="paragraph" w:styleId="Heading1">
     <w:name w:val="heading 1"/>
@@ -3355,6 +3441,7 @@
     <w:rPr>
       <w:rFonts w:ascii="Arial" w:cs="Arial" w:eastAsia="Arial" w:hAnsi="Arial"/>
       <w:b w:val="0"/>
+      <w:bCs w:val="0"/>
       <w:smallCaps w:val="0"/>
       <w:color w:val="669966"/>
       <w:sz w:val="22"/>
@@ -3375,7 +3462,9 @@
     <w:rPr>
       <w:rFonts w:ascii="Arial" w:cs="Arial" w:eastAsia="Arial" w:hAnsi="Arial"/>
       <w:b w:val="1"/>
+      <w:bCs w:val="1"/>
       <w:i w:val="1"/>
+      <w:iCs w:val="1"/>
       <w:smallCaps w:val="0"/>
       <w:sz w:val="21"/>
       <w:szCs w:val="21"/>
@@ -3396,6 +3485,7 @@
     <w:rPr>
       <w:rFonts w:ascii="Arial" w:cs="Arial" w:eastAsia="Arial" w:hAnsi="Arial"/>
       <w:b w:val="1"/>
+      <w:bCs w:val="1"/>
       <w:smallCaps w:val="1"/>
       <w:sz w:val="24"/>
       <w:szCs w:val="24"/>
@@ -3413,6 +3503,7 @@
     </w:pPr>
     <w:rPr>
       <w:b w:val="1"/>
+      <w:bCs w:val="1"/>
       <w:sz w:val="20"/>
       <w:szCs w:val="20"/>
     </w:rPr>
@@ -3429,6 +3520,7 @@
     </w:pPr>
     <w:rPr>
       <w:b w:val="1"/>
+      <w:bCs w:val="1"/>
       <w:sz w:val="72"/>
       <w:szCs w:val="72"/>
     </w:rPr>
@@ -3446,6 +3538,7 @@
     <w:rPr>
       <w:rFonts w:ascii="Georgia" w:cs="Georgia" w:eastAsia="Georgia" w:hAnsi="Georgia"/>
       <w:i w:val="1"/>
+      <w:iCs w:val="1"/>
       <w:color w:val="666666"/>
       <w:sz w:val="48"/>
       <w:szCs w:val="48"/>
@@ -3456,12 +3549,6 @@
     <w:tblPr>
       <w:tblStyleRowBandSize w:val="1"/>
       <w:tblStyleColBandSize w:val="1"/>
-      <w:tblCellMar>
-        <w:top w:w="100.0" w:type="dxa"/>
-        <w:left w:w="100.0" w:type="dxa"/>
-        <w:bottom w:w="100.0" w:type="dxa"/>
-        <w:right w:w="100.0" w:type="dxa"/>
-      </w:tblCellMar>
     </w:tblPr>
   </w:style>
   <w:style w:type="table" w:styleId="Table2">
@@ -3469,12 +3556,6 @@
     <w:tblPr>
       <w:tblStyleRowBandSize w:val="1"/>
       <w:tblStyleColBandSize w:val="1"/>
-      <w:tblCellMar>
-        <w:top w:w="100.0" w:type="dxa"/>
-        <w:left w:w="100.0" w:type="dxa"/>
-        <w:bottom w:w="100.0" w:type="dxa"/>
-        <w:right w:w="100.0" w:type="dxa"/>
-      </w:tblCellMar>
     </w:tblPr>
   </w:style>
   <w:style w:type="table" w:styleId="Table3">
@@ -3482,12 +3563,6 @@
     <w:tblPr>
       <w:tblStyleRowBandSize w:val="1"/>
       <w:tblStyleColBandSize w:val="1"/>
-      <w:tblCellMar>
-        <w:top w:w="100.0" w:type="dxa"/>
-        <w:left w:w="100.0" w:type="dxa"/>
-        <w:bottom w:w="100.0" w:type="dxa"/>
-        <w:right w:w="100.0" w:type="dxa"/>
-      </w:tblCellMar>
     </w:tblPr>
   </w:style>
   <w:style w:type="table" w:styleId="Table4">
@@ -3495,12 +3570,6 @@
     <w:tblPr>
       <w:tblStyleRowBandSize w:val="1"/>
       <w:tblStyleColBandSize w:val="1"/>
-      <w:tblCellMar>
-        <w:top w:w="100.0" w:type="dxa"/>
-        <w:left w:w="100.0" w:type="dxa"/>
-        <w:bottom w:w="100.0" w:type="dxa"/>
-        <w:right w:w="100.0" w:type="dxa"/>
-      </w:tblCellMar>
     </w:tblPr>
   </w:style>
 </w:styles>
